--- a/Документы/Отчёт Производственная практика (проектно-технологическая).docx
+++ b/Документы/Отчёт Производственная практика (проектно-технологическая).docx
@@ -15,26 +15,18 @@
       </w:pPr>
       <w:r>
         <w:rPr>
-          <w:rFonts w:ascii="Times New Roman" w:eastAsia="Times New Roman" w:hAnsi="Times New Roman"/>
-          <w:sz w:val="24"/>
-          <w:szCs w:val="24"/>
-        </w:rPr>
-        <w:t>МИНИСТЕРСТВО ПРОСВЕЩЕНИЯ РОССИЙСКОЙ ФЕДЕРАЦИИ</w:t>
-      </w:r>
-      <w:r>
-        <w:rPr>
           <w:noProof/>
         </w:rPr>
         <w:drawing>
-          <wp:anchor distT="0" distB="0" distL="114300" distR="114300" simplePos="0" relativeHeight="251658240" behindDoc="0" locked="0" layoutInCell="1" hidden="0" allowOverlap="1" wp14:anchorId="08148D47" wp14:editId="177C9EA8">
+          <wp:anchor distT="0" distB="0" distL="114300" distR="114300" simplePos="0" relativeHeight="251658240" behindDoc="0" locked="0" layoutInCell="1" hidden="0" allowOverlap="1" wp14:anchorId="08148D47" wp14:editId="6B0E0FF3">
             <wp:simplePos x="0" y="0"/>
             <wp:positionH relativeFrom="column">
-              <wp:posOffset>-343534</wp:posOffset>
+              <wp:posOffset>-347345</wp:posOffset>
             </wp:positionH>
             <wp:positionV relativeFrom="paragraph">
-              <wp:posOffset>-228599</wp:posOffset>
+              <wp:posOffset>0</wp:posOffset>
             </wp:positionV>
-            <wp:extent cx="1372235" cy="1426845"/>
+            <wp:extent cx="1319530" cy="1372235"/>
             <wp:effectExtent l="0" t="0" r="0" b="0"/>
             <wp:wrapSquare wrapText="bothSides" distT="0" distB="0" distL="114300" distR="114300"/>
             <wp:docPr id="6" name="image1.png"/>
@@ -56,7 +48,7 @@
                   <pic:spPr>
                     <a:xfrm>
                       <a:off x="0" y="0"/>
-                      <a:ext cx="1372235" cy="1426845"/>
+                      <a:ext cx="1319530" cy="1372235"/>
                     </a:xfrm>
                     <a:prstGeom prst="rect">
                       <a:avLst/>
@@ -66,8 +58,22 @@
                 </pic:pic>
               </a:graphicData>
             </a:graphic>
+            <wp14:sizeRelH relativeFrom="margin">
+              <wp14:pctWidth>0</wp14:pctWidth>
+            </wp14:sizeRelH>
+            <wp14:sizeRelV relativeFrom="margin">
+              <wp14:pctHeight>0</wp14:pctHeight>
+            </wp14:sizeRelV>
           </wp:anchor>
         </w:drawing>
+      </w:r>
+      <w:r>
+        <w:rPr>
+          <w:rFonts w:ascii="Times New Roman" w:eastAsia="Times New Roman" w:hAnsi="Times New Roman"/>
+          <w:sz w:val="24"/>
+          <w:szCs w:val="24"/>
+        </w:rPr>
+        <w:t>МИНИСТЕРСТВО ПРОСВЕЩЕНИЯ РОССИЙСКОЙ ФЕДЕРАЦИИ</w:t>
       </w:r>
     </w:p>
     <w:p>
@@ -89,6 +95,16 @@
         </w:rPr>
         <w:t>ФЕДЕРАЛЬНОЕ ГОСУДАРСТВЕННОЕ БЮДЖЕТНОЕ ОБРАЗОВАТЕЛЬНОЕ УЧРЕЖДЕНИЕ ВЫСШЕГО ОБРАЗОВАНИЯ «РОССИЙСКИЙ ГОСУДАРСТВЕННЫЙ ПЕДАГОГИЧЕСКИЙ УНИВЕРСИТЕТ им. А. И. ГЕРЦЕНА»</w:t>
       </w:r>
+    </w:p>
+    <w:p>
+      <w:pPr>
+        <w:spacing w:after="0" w:line="240" w:lineRule="auto"/>
+        <w:jc w:val="center"/>
+        <w:rPr>
+          <w:rFonts w:ascii="Times New Roman" w:eastAsia="Times New Roman" w:hAnsi="Times New Roman"/>
+          <w:b/>
+        </w:rPr>
+      </w:pPr>
     </w:p>
     <w:p>
       <w:pPr>
@@ -437,43 +453,7 @@
           <w:sz w:val="26"/>
           <w:szCs w:val="26"/>
         </w:rPr>
-        <w:t xml:space="preserve">Зав. кафедрой </w:t>
-      </w:r>
-      <w:proofErr w:type="spellStart"/>
-      <w:r>
-        <w:rPr>
-          <w:rFonts w:ascii="Times New Roman" w:eastAsia="Times New Roman" w:hAnsi="Times New Roman"/>
-          <w:sz w:val="26"/>
-          <w:szCs w:val="26"/>
-        </w:rPr>
-        <w:t>ИТиЭО</w:t>
-      </w:r>
-      <w:proofErr w:type="spellEnd"/>
-      <w:r>
-        <w:rPr>
-          <w:rFonts w:ascii="Times New Roman" w:eastAsia="Times New Roman" w:hAnsi="Times New Roman"/>
-          <w:sz w:val="26"/>
-          <w:szCs w:val="26"/>
-        </w:rPr>
-        <w:t xml:space="preserve"> </w:t>
-      </w:r>
-      <w:proofErr w:type="spellStart"/>
-      <w:r>
-        <w:rPr>
-          <w:rFonts w:ascii="Times New Roman" w:eastAsia="Times New Roman" w:hAnsi="Times New Roman"/>
-          <w:sz w:val="26"/>
-          <w:szCs w:val="26"/>
-        </w:rPr>
-        <w:t>д.п.н</w:t>
-      </w:r>
-      <w:proofErr w:type="spellEnd"/>
-      <w:r>
-        <w:rPr>
-          <w:rFonts w:ascii="Times New Roman" w:eastAsia="Times New Roman" w:hAnsi="Times New Roman"/>
-          <w:sz w:val="26"/>
-          <w:szCs w:val="26"/>
-        </w:rPr>
-        <w:t>., проф.</w:t>
+        <w:t>Зав. кафедрой ИТиЭО д.п.н., проф.</w:t>
       </w:r>
     </w:p>
     <w:p>
@@ -564,23 +544,13 @@
         </w:rPr>
         <w:t xml:space="preserve"> </w:t>
       </w:r>
-      <w:proofErr w:type="spellStart"/>
-      <w:r>
-        <w:rPr>
-          <w:rFonts w:ascii="Times New Roman" w:eastAsia="Times New Roman" w:hAnsi="Times New Roman"/>
-          <w:sz w:val="26"/>
-          <w:szCs w:val="26"/>
-        </w:rPr>
-        <w:t>к.п.н</w:t>
-      </w:r>
-      <w:proofErr w:type="spellEnd"/>
-      <w:r>
-        <w:rPr>
-          <w:rFonts w:ascii="Times New Roman" w:eastAsia="Times New Roman" w:hAnsi="Times New Roman"/>
-          <w:sz w:val="26"/>
-          <w:szCs w:val="26"/>
-        </w:rPr>
-        <w:t>.</w:t>
+      <w:r>
+        <w:rPr>
+          <w:rFonts w:ascii="Times New Roman" w:eastAsia="Times New Roman" w:hAnsi="Times New Roman"/>
+          <w:sz w:val="26"/>
+          <w:szCs w:val="26"/>
+        </w:rPr>
+        <w:t>к.п.н.</w:t>
       </w:r>
       <w:r>
         <w:rPr>
@@ -630,7 +600,6 @@
         </w:rPr>
         <w:t xml:space="preserve"> кафедры </w:t>
       </w:r>
-      <w:proofErr w:type="spellStart"/>
       <w:r>
         <w:rPr>
           <w:rFonts w:ascii="Times New Roman" w:eastAsia="Times New Roman" w:hAnsi="Times New Roman"/>
@@ -639,7 +608,6 @@
         </w:rPr>
         <w:t>ИТиЭО</w:t>
       </w:r>
-      <w:proofErr w:type="spellEnd"/>
     </w:p>
     <w:p>
       <w:pPr>
@@ -942,6 +910,7 @@
       <w:pPr>
         <w:rPr>
           <w:rStyle w:val="af"/>
+          <w:rFonts w:eastAsia="Calibri"/>
         </w:rPr>
       </w:pPr>
       <w:r>
@@ -950,14 +919,6 @@
           <w:rFonts w:eastAsia="Calibri"/>
         </w:rPr>
         <w:t>Интеграция механизма автоматической SSL-сертификации и разработка процесса автоматического развёртывания веб-сервиса.</w:t>
-      </w:r>
-    </w:p>
-    <w:p>
-      <w:pPr>
-        <w:pStyle w:val="12"/>
-      </w:pPr>
-      <w:r>
-        <w:t>Интегрировать систему автоматического создания и обновления SSL-сертификатов для портала vbkg.pr-cbs.ru, с использованием контейнеризации. Разработать и интегрировать CI/CD механизм для автоматического развёртывания приложения сервиса.</w:t>
       </w:r>
     </w:p>
     <w:p>
@@ -1035,6 +996,7 @@
           <w:between w:val="nil"/>
         </w:pBdr>
         <w:spacing w:after="0" w:line="240" w:lineRule="auto"/>
+        <w:jc w:val="center"/>
         <w:rPr>
           <w:rFonts w:ascii="Times" w:eastAsia="Times" w:hAnsi="Times" w:cs="Times"/>
           <w:iCs/>
@@ -1043,6 +1005,64 @@
           <w:szCs w:val="24"/>
         </w:rPr>
       </w:pPr>
+      <w:r>
+        <w:rPr>
+          <w:rFonts w:ascii="Times" w:eastAsia="Times" w:hAnsi="Times" w:cs="Times"/>
+          <w:iCs/>
+          <w:noProof/>
+          <w:color w:val="000000"/>
+          <w:sz w:val="24"/>
+          <w:szCs w:val="24"/>
+        </w:rPr>
+        <w:drawing>
+          <wp:inline distT="0" distB="0" distL="0" distR="0" wp14:anchorId="0352F503" wp14:editId="31767076">
+            <wp:extent cx="1966823" cy="1966823"/>
+            <wp:effectExtent l="0" t="0" r="0" b="0"/>
+            <wp:docPr id="3" name="Рисунок 3"/>
+            <wp:cNvGraphicFramePr>
+              <a:graphicFrameLocks xmlns:a="http://schemas.openxmlformats.org/drawingml/2006/main" noChangeAspect="1"/>
+            </wp:cNvGraphicFramePr>
+            <a:graphic xmlns:a="http://schemas.openxmlformats.org/drawingml/2006/main">
+              <a:graphicData uri="http://schemas.openxmlformats.org/drawingml/2006/picture">
+                <pic:pic xmlns:pic="http://schemas.openxmlformats.org/drawingml/2006/picture">
+                  <pic:nvPicPr>
+                    <pic:cNvPr id="0" name="Picture 3"/>
+                    <pic:cNvPicPr>
+                      <a:picLocks noChangeAspect="1" noChangeArrowheads="1"/>
+                    </pic:cNvPicPr>
+                  </pic:nvPicPr>
+                  <pic:blipFill>
+                    <a:blip r:embed="rId9">
+                      <a:extLst>
+                        <a:ext uri="{28A0092B-C50C-407E-A947-70E740481C1C}">
+                          <a14:useLocalDpi xmlns:a14="http://schemas.microsoft.com/office/drawing/2010/main" val="0"/>
+                        </a:ext>
+                      </a:extLst>
+                    </a:blip>
+                    <a:srcRect/>
+                    <a:stretch>
+                      <a:fillRect/>
+                    </a:stretch>
+                  </pic:blipFill>
+                  <pic:spPr bwMode="auto">
+                    <a:xfrm>
+                      <a:off x="0" y="0"/>
+                      <a:ext cx="1974444" cy="1974444"/>
+                    </a:xfrm>
+                    <a:prstGeom prst="rect">
+                      <a:avLst/>
+                    </a:prstGeom>
+                    <a:noFill/>
+                    <a:ln>
+                      <a:noFill/>
+                    </a:ln>
+                  </pic:spPr>
+                </pic:pic>
+              </a:graphicData>
+            </a:graphic>
+          </wp:inline>
+        </w:drawing>
+      </w:r>
     </w:p>
     <w:p>
       <w:pPr>
@@ -1056,6 +1076,16 @@
     </w:p>
     <w:p>
       <w:pPr>
+        <w:spacing w:after="0" w:line="240" w:lineRule="auto"/>
+        <w:rPr>
+          <w:rFonts w:ascii="Times" w:eastAsia="Times" w:hAnsi="Times" w:cs="Times"/>
+          <w:sz w:val="24"/>
+          <w:szCs w:val="24"/>
+        </w:rPr>
+      </w:pPr>
+    </w:p>
+    <w:p>
+      <w:pPr>
         <w:pStyle w:val="2"/>
       </w:pPr>
       <w:r>
@@ -1074,122 +1104,85 @@
         <w:jc w:val="both"/>
         <w:rPr>
           <w:rStyle w:val="af"/>
+          <w:rFonts w:eastAsia="Calibri"/>
         </w:rPr>
       </w:pPr>
       <w:r>
         <w:rPr>
           <w:rStyle w:val="af"/>
+          <w:rFonts w:eastAsia="Calibri"/>
         </w:rPr>
         <w:t>Интегр</w:t>
       </w:r>
       <w:r>
         <w:rPr>
           <w:rStyle w:val="af"/>
+          <w:rFonts w:eastAsia="Calibri"/>
         </w:rPr>
         <w:t>ировать</w:t>
       </w:r>
       <w:r>
         <w:rPr>
           <w:rStyle w:val="af"/>
+          <w:rFonts w:eastAsia="Calibri"/>
         </w:rPr>
         <w:t xml:space="preserve"> технологи</w:t>
       </w:r>
       <w:r>
         <w:rPr>
           <w:rStyle w:val="af"/>
+          <w:rFonts w:eastAsia="Calibri"/>
         </w:rPr>
         <w:t>ю</w:t>
       </w:r>
       <w:r>
         <w:rPr>
           <w:rStyle w:val="af"/>
+          <w:rFonts w:eastAsia="Calibri"/>
         </w:rPr>
         <w:t xml:space="preserve"> контейнеризации и разработ</w:t>
       </w:r>
       <w:r>
         <w:rPr>
           <w:rStyle w:val="af"/>
+          <w:rFonts w:eastAsia="Calibri"/>
         </w:rPr>
         <w:t>ать</w:t>
       </w:r>
       <w:r>
         <w:rPr>
           <w:rStyle w:val="af"/>
+          <w:rFonts w:eastAsia="Calibri"/>
         </w:rPr>
         <w:t xml:space="preserve"> механиз</w:t>
       </w:r>
       <w:r>
         <w:rPr>
           <w:rStyle w:val="af"/>
+          <w:rFonts w:eastAsia="Calibri"/>
         </w:rPr>
         <w:t>м</w:t>
       </w:r>
       <w:r>
         <w:rPr>
           <w:rStyle w:val="af"/>
+          <w:rFonts w:eastAsia="Calibri"/>
         </w:rPr>
         <w:t xml:space="preserve"> автоматического развёртывания</w:t>
       </w:r>
       <w:r>
         <w:rPr>
           <w:rStyle w:val="af"/>
+          <w:rFonts w:eastAsia="Calibri"/>
         </w:rPr>
         <w:t xml:space="preserve"> веб-приложения</w:t>
       </w:r>
       <w:r>
         <w:rPr>
           <w:rStyle w:val="af"/>
+          <w:rFonts w:eastAsia="Calibri"/>
         </w:rPr>
         <w:t>.</w:t>
-      </w:r>
-    </w:p>
-    <w:p>
-      <w:pPr>
-        <w:spacing w:after="0" w:line="240" w:lineRule="auto"/>
-        <w:jc w:val="both"/>
-        <w:rPr>
-          <w:rFonts w:ascii="Times New Roman" w:eastAsia="Times New Roman" w:hAnsi="Times New Roman"/>
-          <w:b/>
-          <w:color w:val="000000"/>
-          <w:sz w:val="24"/>
-          <w:szCs w:val="24"/>
-        </w:rPr>
-      </w:pPr>
-    </w:p>
-    <w:p>
-      <w:pPr>
-        <w:pStyle w:val="12"/>
-      </w:pPr>
-      <w:r>
-        <w:t>Для веб-приложения</w:t>
-      </w:r>
-      <w:r>
-        <w:t>,</w:t>
-      </w:r>
-      <w:r>
-        <w:t xml:space="preserve"> разработанного на основе фреймворка </w:t>
-      </w:r>
-      <w:proofErr w:type="spellStart"/>
-      <w:r>
-        <w:t>Django</w:t>
-      </w:r>
-      <w:proofErr w:type="spellEnd"/>
-      <w:r>
-        <w:t xml:space="preserve"> REST</w:t>
-      </w:r>
-      <w:r>
-        <w:t>,</w:t>
-      </w:r>
-      <w:r>
-        <w:t xml:space="preserve"> интегрировать технологию </w:t>
-      </w:r>
-      <w:proofErr w:type="spellStart"/>
-      <w:r>
-        <w:t>Docker</w:t>
-      </w:r>
-      <w:proofErr w:type="spellEnd"/>
-      <w:r>
-        <w:t xml:space="preserve"> контейнеризации, разработать и интегрировать CI/CD механизм для автоматического развёртывания приложения.</w:t>
       </w:r>
     </w:p>
     <w:p>
@@ -1246,6 +1239,73 @@
     <w:p>
       <w:pPr>
         <w:spacing w:after="0" w:line="240" w:lineRule="auto"/>
+        <w:jc w:val="center"/>
+        <w:rPr>
+          <w:rFonts w:ascii="Times New Roman" w:eastAsia="Times" w:hAnsi="Times New Roman"/>
+          <w:sz w:val="24"/>
+          <w:szCs w:val="24"/>
+        </w:rPr>
+      </w:pPr>
+      <w:r>
+        <w:rPr>
+          <w:rFonts w:ascii="Times New Roman" w:eastAsia="Times" w:hAnsi="Times New Roman"/>
+          <w:noProof/>
+          <w:sz w:val="24"/>
+          <w:szCs w:val="24"/>
+        </w:rPr>
+        <w:drawing>
+          <wp:inline distT="0" distB="0" distL="0" distR="0" wp14:anchorId="5B247872" wp14:editId="0CA5B05D">
+            <wp:extent cx="2035834" cy="2035834"/>
+            <wp:effectExtent l="0" t="0" r="2540" b="2540"/>
+            <wp:docPr id="4" name="Рисунок 4"/>
+            <wp:cNvGraphicFramePr>
+              <a:graphicFrameLocks xmlns:a="http://schemas.openxmlformats.org/drawingml/2006/main" noChangeAspect="1"/>
+            </wp:cNvGraphicFramePr>
+            <a:graphic xmlns:a="http://schemas.openxmlformats.org/drawingml/2006/main">
+              <a:graphicData uri="http://schemas.openxmlformats.org/drawingml/2006/picture">
+                <pic:pic xmlns:pic="http://schemas.openxmlformats.org/drawingml/2006/picture">
+                  <pic:nvPicPr>
+                    <pic:cNvPr id="0" name="Picture 4"/>
+                    <pic:cNvPicPr>
+                      <a:picLocks noChangeAspect="1" noChangeArrowheads="1"/>
+                    </pic:cNvPicPr>
+                  </pic:nvPicPr>
+                  <pic:blipFill>
+                    <a:blip r:embed="rId10">
+                      <a:extLst>
+                        <a:ext uri="{28A0092B-C50C-407E-A947-70E740481C1C}">
+                          <a14:useLocalDpi xmlns:a14="http://schemas.microsoft.com/office/drawing/2010/main" val="0"/>
+                        </a:ext>
+                      </a:extLst>
+                    </a:blip>
+                    <a:srcRect/>
+                    <a:stretch>
+                      <a:fillRect/>
+                    </a:stretch>
+                  </pic:blipFill>
+                  <pic:spPr bwMode="auto">
+                    <a:xfrm>
+                      <a:off x="0" y="0"/>
+                      <a:ext cx="2045768" cy="2045768"/>
+                    </a:xfrm>
+                    <a:prstGeom prst="rect">
+                      <a:avLst/>
+                    </a:prstGeom>
+                    <a:noFill/>
+                    <a:ln>
+                      <a:noFill/>
+                    </a:ln>
+                  </pic:spPr>
+                </pic:pic>
+              </a:graphicData>
+            </a:graphic>
+          </wp:inline>
+        </w:drawing>
+      </w:r>
+    </w:p>
+    <w:p>
+      <w:pPr>
+        <w:spacing w:after="0" w:line="240" w:lineRule="auto"/>
         <w:jc w:val="both"/>
         <w:rPr>
           <w:rFonts w:ascii="Times New Roman" w:eastAsia="Times New Roman" w:hAnsi="Times New Roman"/>
@@ -1257,6 +1317,49 @@
     </w:p>
     <w:p>
       <w:pPr>
+        <w:spacing w:after="0" w:line="240" w:lineRule="auto"/>
+        <w:jc w:val="both"/>
+        <w:rPr>
+          <w:rFonts w:ascii="Times New Roman" w:eastAsia="Times New Roman" w:hAnsi="Times New Roman"/>
+          <w:color w:val="000000"/>
+          <w:sz w:val="24"/>
+          <w:szCs w:val="24"/>
+        </w:rPr>
+      </w:pPr>
+    </w:p>
+    <w:p>
+      <w:pPr>
+        <w:rPr>
+          <w:rFonts w:ascii="Times New Roman" w:eastAsia="Times New Roman" w:hAnsi="Times New Roman"/>
+          <w:color w:val="000000"/>
+          <w:sz w:val="24"/>
+          <w:szCs w:val="24"/>
+        </w:rPr>
+      </w:pPr>
+      <w:r>
+        <w:rPr>
+          <w:rFonts w:ascii="Times New Roman" w:eastAsia="Times New Roman" w:hAnsi="Times New Roman"/>
+          <w:color w:val="000000"/>
+          <w:sz w:val="24"/>
+          <w:szCs w:val="24"/>
+        </w:rPr>
+        <w:br w:type="page"/>
+      </w:r>
+    </w:p>
+    <w:p>
+      <w:pPr>
+        <w:spacing w:after="0" w:line="240" w:lineRule="auto"/>
+        <w:jc w:val="both"/>
+        <w:rPr>
+          <w:rFonts w:ascii="Times New Roman" w:eastAsia="Times New Roman" w:hAnsi="Times New Roman"/>
+          <w:color w:val="000000"/>
+          <w:sz w:val="24"/>
+          <w:szCs w:val="24"/>
+        </w:rPr>
+      </w:pPr>
+    </w:p>
+    <w:p>
+      <w:pPr>
         <w:pStyle w:val="2"/>
       </w:pPr>
       <w:r>
@@ -1274,34 +1377,23 @@
     </w:p>
     <w:p>
       <w:pPr>
-        <w:pStyle w:val="12"/>
+        <w:spacing w:after="0" w:line="240" w:lineRule="auto"/>
+        <w:jc w:val="both"/>
+        <w:rPr>
+          <w:rFonts w:ascii="Times New Roman" w:hAnsi="Times New Roman"/>
+          <w:b/>
+          <w:i/>
+          <w:color w:val="000000"/>
+          <w:sz w:val="24"/>
+          <w:szCs w:val="24"/>
+        </w:rPr>
+      </w:pPr>
+      <w:r>
         <w:rPr>
           <w:rStyle w:val="af"/>
           <w:rFonts w:eastAsia="Calibri"/>
         </w:rPr>
-      </w:pPr>
-      <w:r>
-        <w:rPr>
-          <w:rStyle w:val="af"/>
-          <w:rFonts w:eastAsia="Calibri"/>
-        </w:rPr>
-        <w:t xml:space="preserve">Контейнеризация СУБД </w:t>
-      </w:r>
-      <w:proofErr w:type="spellStart"/>
-      <w:r>
-        <w:rPr>
-          <w:rStyle w:val="af"/>
-          <w:rFonts w:eastAsia="Calibri"/>
-        </w:rPr>
-        <w:t>PostgreSQL</w:t>
-      </w:r>
-      <w:proofErr w:type="spellEnd"/>
-      <w:r>
-        <w:rPr>
-          <w:rStyle w:val="af"/>
-          <w:rFonts w:eastAsia="Calibri"/>
-        </w:rPr>
-        <w:t>.</w:t>
+        <w:t>Интеграция автоматической SSL-сертификации для портала pr-cbs.ru и других доменов.</w:t>
       </w:r>
     </w:p>
     <w:p>
@@ -1322,6 +1414,18 @@
         <w:jc w:val="both"/>
         <w:rPr>
           <w:rFonts w:ascii="Times New Roman" w:eastAsia="Times New Roman" w:hAnsi="Times New Roman"/>
+          <w:i/>
+          <w:sz w:val="24"/>
+          <w:szCs w:val="24"/>
+        </w:rPr>
+      </w:pPr>
+    </w:p>
+    <w:p>
+      <w:pPr>
+        <w:spacing w:after="0" w:line="240" w:lineRule="auto"/>
+        <w:jc w:val="both"/>
+        <w:rPr>
+          <w:rFonts w:ascii="Times New Roman" w:eastAsia="Times New Roman" w:hAnsi="Times New Roman"/>
           <w:color w:val="000000"/>
           <w:sz w:val="24"/>
           <w:szCs w:val="24"/>
@@ -1340,257 +1444,77 @@
     <w:p>
       <w:pPr>
         <w:rPr>
-          <w:sz w:val="24"/>
-          <w:szCs w:val="24"/>
-        </w:rPr>
-      </w:pPr>
-    </w:p>
-    <w:p>
-      <w:pPr>
-        <w:pStyle w:val="2"/>
-      </w:pPr>
-      <w:r>
-        <w:t>Задание 1.</w:t>
-      </w:r>
-      <w:r>
-        <w:t>4</w:t>
-      </w:r>
-      <w:r>
-        <w:t xml:space="preserve">. </w:t>
-      </w:r>
-    </w:p>
-    <w:p>
-      <w:pPr>
-        <w:rPr>
           <w:rFonts w:ascii="Times New Roman" w:hAnsi="Times New Roman"/>
           <w:sz w:val="24"/>
           <w:szCs w:val="24"/>
         </w:rPr>
       </w:pPr>
-      <w:r>
-        <w:rPr>
-          <w:rStyle w:val="af"/>
-          <w:rFonts w:eastAsia="Calibri"/>
-        </w:rPr>
-        <w:t>Настройка MAIL-сервера для отправки почты.</w:t>
-      </w:r>
-    </w:p>
-    <w:p>
-      <w:pPr>
-        <w:spacing w:after="0" w:line="240" w:lineRule="auto"/>
-        <w:jc w:val="both"/>
-        <w:rPr>
-          <w:rFonts w:ascii="Times New Roman" w:eastAsia="Times New Roman" w:hAnsi="Times New Roman"/>
-          <w:i/>
-          <w:sz w:val="24"/>
-          <w:szCs w:val="24"/>
-        </w:rPr>
-      </w:pPr>
-    </w:p>
-    <w:p>
-      <w:pPr>
-        <w:spacing w:after="0" w:line="240" w:lineRule="auto"/>
-        <w:jc w:val="both"/>
-        <w:rPr>
-          <w:rFonts w:ascii="Times New Roman" w:eastAsia="Times New Roman" w:hAnsi="Times New Roman"/>
-          <w:color w:val="000000"/>
-          <w:sz w:val="24"/>
-          <w:szCs w:val="24"/>
-        </w:rPr>
-      </w:pPr>
-      <w:r>
-        <w:rPr>
-          <w:rFonts w:ascii="Times New Roman" w:eastAsia="Times New Roman" w:hAnsi="Times New Roman"/>
-          <w:i/>
-          <w:sz w:val="24"/>
-          <w:szCs w:val="24"/>
-        </w:rPr>
-        <w:t>QR-код задания (на GIT-репозиторий):</w:t>
-      </w:r>
-    </w:p>
-    <w:p>
-      <w:pPr>
+    </w:p>
+    <w:p>
+      <w:pPr>
+        <w:jc w:val="center"/>
         <w:rPr>
           <w:rFonts w:ascii="Times New Roman" w:hAnsi="Times New Roman"/>
           <w:sz w:val="24"/>
           <w:szCs w:val="24"/>
         </w:rPr>
       </w:pPr>
-    </w:p>
-    <w:p>
-      <w:pPr>
-        <w:pStyle w:val="2"/>
-      </w:pPr>
-      <w:r>
-        <w:t>Задание 1.</w:t>
-      </w:r>
-      <w:r>
-        <w:t>5</w:t>
-      </w:r>
-      <w:r>
-        <w:t xml:space="preserve">. </w:t>
-      </w:r>
-    </w:p>
-    <w:p>
-      <w:pPr>
-        <w:spacing w:after="0" w:line="240" w:lineRule="auto"/>
-        <w:jc w:val="both"/>
-        <w:rPr>
-          <w:rFonts w:ascii="Times New Roman" w:eastAsia="Times New Roman" w:hAnsi="Times New Roman"/>
-          <w:i/>
+      <w:r>
+        <w:rPr>
+          <w:rFonts w:ascii="Times New Roman" w:hAnsi="Times New Roman"/>
+          <w:noProof/>
           <w:sz w:val="24"/>
           <w:szCs w:val="24"/>
         </w:rPr>
-      </w:pPr>
-      <w:r>
-        <w:rPr>
-          <w:rStyle w:val="af"/>
-          <w:rFonts w:eastAsia="Calibri"/>
-        </w:rPr>
-        <w:t>Интеграция автоматической SSL-сертификации для портала pr-cbs.ru и других доменов.</w:t>
-      </w:r>
-    </w:p>
-    <w:p>
-      <w:pPr>
-        <w:spacing w:after="0" w:line="240" w:lineRule="auto"/>
-        <w:jc w:val="both"/>
-        <w:rPr>
-          <w:rFonts w:ascii="Times New Roman" w:eastAsia="Times New Roman" w:hAnsi="Times New Roman"/>
-          <w:i/>
-          <w:sz w:val="24"/>
-          <w:szCs w:val="24"/>
-        </w:rPr>
-      </w:pPr>
-    </w:p>
-    <w:p>
-      <w:pPr>
-        <w:spacing w:after="0" w:line="240" w:lineRule="auto"/>
-        <w:jc w:val="both"/>
-        <w:rPr>
-          <w:rFonts w:ascii="Times New Roman" w:eastAsia="Times New Roman" w:hAnsi="Times New Roman"/>
-          <w:color w:val="000000"/>
-          <w:sz w:val="24"/>
-          <w:szCs w:val="24"/>
-        </w:rPr>
-      </w:pPr>
-      <w:r>
-        <w:rPr>
-          <w:rFonts w:ascii="Times New Roman" w:eastAsia="Times New Roman" w:hAnsi="Times New Roman"/>
-          <w:i/>
-          <w:sz w:val="24"/>
-          <w:szCs w:val="24"/>
-        </w:rPr>
-        <w:t>QR-код задания (на GIT-репозиторий):</w:t>
-      </w:r>
-    </w:p>
-    <w:p>
-      <w:pPr>
-        <w:rPr>
-          <w:sz w:val="24"/>
-          <w:szCs w:val="24"/>
-        </w:rPr>
-      </w:pPr>
-    </w:p>
-    <w:p>
-      <w:pPr>
-        <w:rPr>
-          <w:rFonts w:ascii="Times New Roman" w:hAnsi="Times New Roman"/>
-          <w:sz w:val="24"/>
-          <w:szCs w:val="24"/>
-        </w:rPr>
-      </w:pPr>
-    </w:p>
-    <w:p>
-      <w:pPr>
-        <w:pStyle w:val="2"/>
-      </w:pPr>
-      <w:r>
-        <w:t>Задание 1.</w:t>
-      </w:r>
-      <w:r>
-        <w:t>6</w:t>
-      </w:r>
-      <w:r>
-        <w:t xml:space="preserve">. </w:t>
-      </w:r>
-    </w:p>
-    <w:p>
-      <w:pPr>
-        <w:spacing w:after="0" w:line="240" w:lineRule="auto"/>
-        <w:jc w:val="both"/>
-        <w:rPr>
-          <w:rFonts w:ascii="Times New Roman" w:eastAsia="Times New Roman" w:hAnsi="Times New Roman"/>
-          <w:i/>
-          <w:sz w:val="24"/>
-          <w:szCs w:val="24"/>
-        </w:rPr>
-      </w:pPr>
-      <w:r>
-        <w:rPr>
-          <w:rStyle w:val="af"/>
-          <w:rFonts w:eastAsia="Calibri"/>
-        </w:rPr>
-        <w:t>Интеграция технологии контейнеризации карты bkg.pr-cbs.ru.</w:t>
-      </w:r>
-    </w:p>
-    <w:p>
-      <w:pPr>
-        <w:spacing w:after="0" w:line="240" w:lineRule="auto"/>
-        <w:jc w:val="both"/>
-        <w:rPr>
-          <w:rFonts w:ascii="Times New Roman" w:eastAsia="Times New Roman" w:hAnsi="Times New Roman"/>
-          <w:i/>
-          <w:sz w:val="24"/>
-          <w:szCs w:val="24"/>
-        </w:rPr>
-      </w:pPr>
-    </w:p>
-    <w:p>
-      <w:pPr>
-        <w:spacing w:after="0" w:line="240" w:lineRule="auto"/>
-        <w:jc w:val="both"/>
-        <w:rPr>
-          <w:rFonts w:ascii="Times New Roman" w:eastAsia="Times New Roman" w:hAnsi="Times New Roman"/>
-          <w:color w:val="000000"/>
-          <w:sz w:val="24"/>
-          <w:szCs w:val="24"/>
-        </w:rPr>
-      </w:pPr>
-      <w:r>
-        <w:rPr>
-          <w:rFonts w:ascii="Times New Roman" w:eastAsia="Times New Roman" w:hAnsi="Times New Roman"/>
-          <w:i/>
-          <w:sz w:val="24"/>
-          <w:szCs w:val="24"/>
-        </w:rPr>
-        <w:t>QR-код задания (на GIT-репозиторий):</w:t>
-      </w:r>
-    </w:p>
-    <w:p>
-      <w:pPr>
-        <w:rPr>
-          <w:sz w:val="24"/>
-          <w:szCs w:val="24"/>
-        </w:rPr>
-      </w:pPr>
-    </w:p>
-    <w:p>
-      <w:pPr>
-        <w:rPr>
-          <w:rFonts w:ascii="Times New Roman" w:hAnsi="Times New Roman"/>
-          <w:sz w:val="24"/>
-          <w:szCs w:val="24"/>
-        </w:rPr>
-      </w:pPr>
-    </w:p>
-    <w:p>
-      <w:pPr>
-        <w:rPr>
-          <w:rFonts w:ascii="Times New Roman" w:hAnsi="Times New Roman"/>
-          <w:sz w:val="24"/>
-          <w:szCs w:val="24"/>
-        </w:rPr>
-      </w:pPr>
+        <w:drawing>
+          <wp:inline distT="0" distB="0" distL="0" distR="0" wp14:anchorId="6EF0B292" wp14:editId="5654F1BA">
+            <wp:extent cx="2018210" cy="2018210"/>
+            <wp:effectExtent l="0" t="0" r="1270" b="1270"/>
+            <wp:docPr id="7" name="Рисунок 7"/>
+            <wp:cNvGraphicFramePr>
+              <a:graphicFrameLocks xmlns:a="http://schemas.openxmlformats.org/drawingml/2006/main" noChangeAspect="1"/>
+            </wp:cNvGraphicFramePr>
+            <a:graphic xmlns:a="http://schemas.openxmlformats.org/drawingml/2006/main">
+              <a:graphicData uri="http://schemas.openxmlformats.org/drawingml/2006/picture">
+                <pic:pic xmlns:pic="http://schemas.openxmlformats.org/drawingml/2006/picture">
+                  <pic:nvPicPr>
+                    <pic:cNvPr id="0" name="Picture 5"/>
+                    <pic:cNvPicPr>
+                      <a:picLocks noChangeAspect="1" noChangeArrowheads="1"/>
+                    </pic:cNvPicPr>
+                  </pic:nvPicPr>
+                  <pic:blipFill>
+                    <a:blip r:embed="rId11">
+                      <a:extLst>
+                        <a:ext uri="{28A0092B-C50C-407E-A947-70E740481C1C}">
+                          <a14:useLocalDpi xmlns:a14="http://schemas.microsoft.com/office/drawing/2010/main" val="0"/>
+                        </a:ext>
+                      </a:extLst>
+                    </a:blip>
+                    <a:srcRect/>
+                    <a:stretch>
+                      <a:fillRect/>
+                    </a:stretch>
+                  </pic:blipFill>
+                  <pic:spPr bwMode="auto">
+                    <a:xfrm>
+                      <a:off x="0" y="0"/>
+                      <a:ext cx="2029965" cy="2029965"/>
+                    </a:xfrm>
+                    <a:prstGeom prst="rect">
+                      <a:avLst/>
+                    </a:prstGeom>
+                    <a:noFill/>
+                    <a:ln>
+                      <a:noFill/>
+                    </a:ln>
+                  </pic:spPr>
+                </pic:pic>
+              </a:graphicData>
+            </a:graphic>
+          </wp:inline>
+        </w:drawing>
+      </w:r>
     </w:p>
     <w:p>
       <w:pPr>
@@ -1622,6 +1546,8 @@
         <w:jc w:val="both"/>
         <w:rPr>
           <w:rFonts w:ascii="Times New Roman" w:eastAsia="Times New Roman" w:hAnsi="Times New Roman"/>
+          <w:i/>
+          <w:iCs/>
           <w:sz w:val="28"/>
           <w:szCs w:val="28"/>
         </w:rPr>
@@ -1632,7 +1558,17 @@
           <w:sz w:val="28"/>
           <w:szCs w:val="28"/>
         </w:rPr>
-        <w:t xml:space="preserve">Руководитель практики____________________________ </w:t>
+        <w:t>Руководитель практики</w:t>
+      </w:r>
+      <w:r>
+        <w:rPr>
+          <w:rFonts w:ascii="Times New Roman" w:eastAsia="Times New Roman" w:hAnsi="Times New Roman"/>
+          <w:i/>
+          <w:iCs/>
+          <w:sz w:val="28"/>
+          <w:szCs w:val="28"/>
+        </w:rPr>
+        <w:t xml:space="preserve">____________________________ </w:t>
       </w:r>
     </w:p>
     <w:p>
@@ -1759,7 +1695,32 @@
           <w:sz w:val="28"/>
           <w:szCs w:val="28"/>
         </w:rPr>
-        <w:t xml:space="preserve">Задание выполнил _____________________ </w:t>
+        <w:t xml:space="preserve">Задание </w:t>
+      </w:r>
+      <w:r>
+        <w:rPr>
+          <w:rFonts w:ascii="Times New Roman" w:eastAsia="Times New Roman" w:hAnsi="Times New Roman"/>
+          <w:sz w:val="28"/>
+          <w:szCs w:val="28"/>
+        </w:rPr>
+        <w:t>выполнил _____________________</w:t>
+      </w:r>
+      <w:r>
+        <w:rPr>
+          <w:rFonts w:ascii="Times New Roman" w:eastAsia="Times New Roman" w:hAnsi="Times New Roman"/>
+          <w:sz w:val="28"/>
+          <w:szCs w:val="28"/>
+          <w:lang w:val="en-US"/>
+        </w:rPr>
+        <w:t>__</w:t>
+      </w:r>
+      <w:r>
+        <w:rPr>
+          <w:rFonts w:ascii="Times New Roman" w:eastAsia="Times New Roman" w:hAnsi="Times New Roman"/>
+          <w:sz w:val="28"/>
+          <w:szCs w:val="28"/>
+        </w:rPr>
+        <w:t xml:space="preserve"> </w:t>
       </w:r>
     </w:p>
     <w:p>
